--- a/A股短线候选_2026-08-28.docx
+++ b/A股短线候选_2026-08-28.docx
@@ -636,7 +636,7 @@
                 <w:rFonts w:ascii="Microsoft YaHei" w:hAnsi="Microsoft YaHei" w:eastAsia="Microsoft YaHei"/>
                 <w:b w:val="0"/>
               </w:rPr>
-              <w:t>站上5/10/20日线、MACD在0轴上方、KDJ金叉。次日不追高，等回踩15.04/14.93附近不破并转强，可短线关注。</w:t>
+              <w:t>站上5/10/20日线、MACD在0轴上方、KDJ拐头。次日不追高，等回踩15.04/14.93附近不破并转强，可短线关注。</w:t>
             </w:r>
           </w:p>
         </w:tc>

--- a/A股短线候选_2026-08-28.docx
+++ b/A股短线候选_2026-08-28.docx
@@ -402,7 +402,7 @@
         <w:pStyle w:val="Heading1"/>
       </w:pPr>
       <w:r>
-        <w:t>优先观察（6 只）</w:t>
+        <w:t>优先观察（5 只）</w:t>
       </w:r>
     </w:p>
     <w:tbl>
@@ -530,113 +530,6 @@
                 <w:b/>
               </w:rPr>
               <w:t>观察要点</w:t>
-            </w:r>
-          </w:p>
-        </w:tc>
-      </w:tr>
-      <w:tr>
-        <w:tc>
-          <w:tcPr>
-            <w:tcW w:type="dxa" w:w="1378"/>
-          </w:tcPr>
-          <w:p>
-            <w:r/>
-            <w:r>
-              <w:rPr>
-                <w:rFonts w:ascii="Microsoft YaHei" w:hAnsi="Microsoft YaHei" w:eastAsia="Microsoft YaHei"/>
-                <w:b w:val="0"/>
-              </w:rPr>
-              <w:t>600737</w:t>
-            </w:r>
-          </w:p>
-        </w:tc>
-        <w:tc>
-          <w:tcPr>
-            <w:tcW w:type="dxa" w:w="1378"/>
-          </w:tcPr>
-          <w:p>
-            <w:r/>
-            <w:r>
-              <w:rPr>
-                <w:rFonts w:ascii="Microsoft YaHei" w:hAnsi="Microsoft YaHei" w:eastAsia="Microsoft YaHei"/>
-                <w:b w:val="0"/>
-              </w:rPr>
-              <w:t>中粮糖业</w:t>
-            </w:r>
-          </w:p>
-        </w:tc>
-        <w:tc>
-          <w:tcPr>
-            <w:tcW w:type="dxa" w:w="1378"/>
-          </w:tcPr>
-          <w:p>
-            <w:r/>
-            <w:r>
-              <w:rPr>
-                <w:rFonts w:ascii="Microsoft YaHei" w:hAnsi="Microsoft YaHei" w:eastAsia="Microsoft YaHei"/>
-                <w:b w:val="0"/>
-              </w:rPr>
-              <w:t>16.03</w:t>
-            </w:r>
-          </w:p>
-        </w:tc>
-        <w:tc>
-          <w:tcPr>
-            <w:tcW w:type="dxa" w:w="1378"/>
-          </w:tcPr>
-          <w:p>
-            <w:r/>
-            <w:r>
-              <w:rPr>
-                <w:rFonts w:ascii="Microsoft YaHei" w:hAnsi="Microsoft YaHei" w:eastAsia="Microsoft YaHei"/>
-                <w:b w:val="0"/>
-              </w:rPr>
-              <w:t>+4.57%</w:t>
-            </w:r>
-          </w:p>
-        </w:tc>
-        <w:tc>
-          <w:tcPr>
-            <w:tcW w:type="dxa" w:w="1378"/>
-          </w:tcPr>
-          <w:p>
-            <w:r/>
-            <w:r>
-              <w:rPr>
-                <w:rFonts w:ascii="Microsoft YaHei" w:hAnsi="Microsoft YaHei" w:eastAsia="Microsoft YaHei"/>
-                <w:b w:val="0"/>
-              </w:rPr>
-              <w:t>5.28%</w:t>
-            </w:r>
-          </w:p>
-        </w:tc>
-        <w:tc>
-          <w:tcPr>
-            <w:tcW w:type="dxa" w:w="1378"/>
-          </w:tcPr>
-          <w:p>
-            <w:r/>
-            <w:r>
-              <w:rPr>
-                <w:rFonts w:ascii="Microsoft YaHei" w:hAnsi="Microsoft YaHei" w:eastAsia="Microsoft YaHei"/>
-                <w:b w:val="0"/>
-              </w:rPr>
-              <w:t>二买/三买候选</w:t>
-            </w:r>
-          </w:p>
-        </w:tc>
-        <w:tc>
-          <w:tcPr>
-            <w:tcW w:type="dxa" w:w="1378"/>
-          </w:tcPr>
-          <w:p>
-            <w:r/>
-            <w:r>
-              <w:rPr>
-                <w:rFonts w:ascii="Microsoft YaHei" w:hAnsi="Microsoft YaHei" w:eastAsia="Microsoft YaHei"/>
-                <w:b w:val="0"/>
-              </w:rPr>
-              <w:t>站上5/10/20日线、MACD在0轴上方、KDJ拐头。次日不追高，等回踩15.04/14.93附近不破并转强，可短线关注。</w:t>
             </w:r>
           </w:p>
         </w:tc>
@@ -1447,83 +1340,6 @@
                 <w:rFonts w:ascii="Microsoft YaHei" w:hAnsi="Microsoft YaHei" w:eastAsia="Microsoft YaHei"/>
                 <w:b w:val="0"/>
               </w:rPr>
-              <w:t>600162</w:t>
-            </w:r>
-          </w:p>
-        </w:tc>
-        <w:tc>
-          <w:tcPr>
-            <w:tcW w:type="dxa" w:w="1930"/>
-          </w:tcPr>
-          <w:p>
-            <w:r/>
-            <w:r>
-              <w:rPr>
-                <w:rFonts w:ascii="Microsoft YaHei" w:hAnsi="Microsoft YaHei" w:eastAsia="Microsoft YaHei"/>
-                <w:b w:val="0"/>
-              </w:rPr>
-              <w:t>香江控股</w:t>
-            </w:r>
-          </w:p>
-        </w:tc>
-        <w:tc>
-          <w:tcPr>
-            <w:tcW w:type="dxa" w:w="1930"/>
-          </w:tcPr>
-          <w:p>
-            <w:r/>
-            <w:r>
-              <w:rPr>
-                <w:rFonts w:ascii="Microsoft YaHei" w:hAnsi="Microsoft YaHei" w:eastAsia="Microsoft YaHei"/>
-                <w:b w:val="0"/>
-              </w:rPr>
-              <w:t>5.36</w:t>
-            </w:r>
-          </w:p>
-        </w:tc>
-        <w:tc>
-          <w:tcPr>
-            <w:tcW w:type="dxa" w:w="1930"/>
-          </w:tcPr>
-          <w:p>
-            <w:r/>
-            <w:r>
-              <w:rPr>
-                <w:rFonts w:ascii="Microsoft YaHei" w:hAnsi="Microsoft YaHei" w:eastAsia="Microsoft YaHei"/>
-                <w:b w:val="0"/>
-              </w:rPr>
-              <w:t>+10.06%</w:t>
-            </w:r>
-          </w:p>
-        </w:tc>
-        <w:tc>
-          <w:tcPr>
-            <w:tcW w:type="dxa" w:w="1930"/>
-          </w:tcPr>
-          <w:p>
-            <w:r/>
-            <w:r>
-              <w:rPr>
-                <w:rFonts w:ascii="Microsoft YaHei" w:hAnsi="Microsoft YaHei" w:eastAsia="Microsoft YaHei"/>
-                <w:b w:val="0"/>
-              </w:rPr>
-              <w:t>风险点：接近涨停，次日容易分歧；5日涨幅28.2%偏快；KDJ J值107偏高。处理方式：只等回踩4.61/4.42附近不破再看，不追高。</w:t>
-            </w:r>
-          </w:p>
-        </w:tc>
-      </w:tr>
-      <w:tr>
-        <w:tc>
-          <w:tcPr>
-            <w:tcW w:type="dxa" w:w="1930"/>
-          </w:tcPr>
-          <w:p>
-            <w:r/>
-            <w:r>
-              <w:rPr>
-                <w:rFonts w:ascii="Microsoft YaHei" w:hAnsi="Microsoft YaHei" w:eastAsia="Microsoft YaHei"/>
-                <w:b w:val="0"/>
-              </w:rPr>
               <w:t>600354</w:t>
             </w:r>
           </w:p>
@@ -1585,83 +1401,6 @@
                 <w:b w:val="0"/>
               </w:rPr>
               <w:t>风险点：接近涨停，次日容易分歧；5日涨幅27.7%偏快；KDJ J值103偏高。处理方式：只等回踩7.28/6.99附近不破再看，不追高。</w:t>
-            </w:r>
-          </w:p>
-        </w:tc>
-      </w:tr>
-      <w:tr>
-        <w:tc>
-          <w:tcPr>
-            <w:tcW w:type="dxa" w:w="1930"/>
-          </w:tcPr>
-          <w:p>
-            <w:r/>
-            <w:r>
-              <w:rPr>
-                <w:rFonts w:ascii="Microsoft YaHei" w:hAnsi="Microsoft YaHei" w:eastAsia="Microsoft YaHei"/>
-                <w:b w:val="0"/>
-              </w:rPr>
-              <w:t>000567</w:t>
-            </w:r>
-          </w:p>
-        </w:tc>
-        <w:tc>
-          <w:tcPr>
-            <w:tcW w:type="dxa" w:w="1930"/>
-          </w:tcPr>
-          <w:p>
-            <w:r/>
-            <w:r>
-              <w:rPr>
-                <w:rFonts w:ascii="Microsoft YaHei" w:hAnsi="Microsoft YaHei" w:eastAsia="Microsoft YaHei"/>
-                <w:b w:val="0"/>
-              </w:rPr>
-              <w:t>海德股份</w:t>
-            </w:r>
-          </w:p>
-        </w:tc>
-        <w:tc>
-          <w:tcPr>
-            <w:tcW w:type="dxa" w:w="1930"/>
-          </w:tcPr>
-          <w:p>
-            <w:r/>
-            <w:r>
-              <w:rPr>
-                <w:rFonts w:ascii="Microsoft YaHei" w:hAnsi="Microsoft YaHei" w:eastAsia="Microsoft YaHei"/>
-                <w:b w:val="0"/>
-              </w:rPr>
-              <w:t>7.01</w:t>
-            </w:r>
-          </w:p>
-        </w:tc>
-        <w:tc>
-          <w:tcPr>
-            <w:tcW w:type="dxa" w:w="1930"/>
-          </w:tcPr>
-          <w:p>
-            <w:r/>
-            <w:r>
-              <w:rPr>
-                <w:rFonts w:ascii="Microsoft YaHei" w:hAnsi="Microsoft YaHei" w:eastAsia="Microsoft YaHei"/>
-                <w:b w:val="0"/>
-              </w:rPr>
-              <w:t>+10.05%</w:t>
-            </w:r>
-          </w:p>
-        </w:tc>
-        <w:tc>
-          <w:tcPr>
-            <w:tcW w:type="dxa" w:w="1930"/>
-          </w:tcPr>
-          <w:p>
-            <w:r/>
-            <w:r>
-              <w:rPr>
-                <w:rFonts w:ascii="Microsoft YaHei" w:hAnsi="Microsoft YaHei" w:eastAsia="Microsoft YaHei"/>
-                <w:b w:val="0"/>
-              </w:rPr>
-              <w:t>风险点：接近涨停，次日容易分歧；KDJ J值115偏高。处理方式：只等回踩6.29/6.16附近不破再看，不追高。</w:t>
             </w:r>
           </w:p>
         </w:tc>
@@ -1816,83 +1555,6 @@
                 <w:b w:val="0"/>
               </w:rPr>
               <w:t>风险点：接近涨停，次日容易分歧。处理方式：只等回踩11.20/11.55附近不破再看，不追高。</w:t>
-            </w:r>
-          </w:p>
-        </w:tc>
-      </w:tr>
-      <w:tr>
-        <w:tc>
-          <w:tcPr>
-            <w:tcW w:type="dxa" w:w="1930"/>
-          </w:tcPr>
-          <w:p>
-            <w:r/>
-            <w:r>
-              <w:rPr>
-                <w:rFonts w:ascii="Microsoft YaHei" w:hAnsi="Microsoft YaHei" w:eastAsia="Microsoft YaHei"/>
-                <w:b w:val="0"/>
-              </w:rPr>
-              <w:t>002631</w:t>
-            </w:r>
-          </w:p>
-        </w:tc>
-        <w:tc>
-          <w:tcPr>
-            <w:tcW w:type="dxa" w:w="1930"/>
-          </w:tcPr>
-          <w:p>
-            <w:r/>
-            <w:r>
-              <w:rPr>
-                <w:rFonts w:ascii="Microsoft YaHei" w:hAnsi="Microsoft YaHei" w:eastAsia="Microsoft YaHei"/>
-                <w:b w:val="0"/>
-              </w:rPr>
-              <w:t>德尔未来</w:t>
-            </w:r>
-          </w:p>
-        </w:tc>
-        <w:tc>
-          <w:tcPr>
-            <w:tcW w:type="dxa" w:w="1930"/>
-          </w:tcPr>
-          <w:p>
-            <w:r/>
-            <w:r>
-              <w:rPr>
-                <w:rFonts w:ascii="Microsoft YaHei" w:hAnsi="Microsoft YaHei" w:eastAsia="Microsoft YaHei"/>
-                <w:b w:val="0"/>
-              </w:rPr>
-              <w:t>10.10</w:t>
-            </w:r>
-          </w:p>
-        </w:tc>
-        <w:tc>
-          <w:tcPr>
-            <w:tcW w:type="dxa" w:w="1930"/>
-          </w:tcPr>
-          <w:p>
-            <w:r/>
-            <w:r>
-              <w:rPr>
-                <w:rFonts w:ascii="Microsoft YaHei" w:hAnsi="Microsoft YaHei" w:eastAsia="Microsoft YaHei"/>
-                <w:b w:val="0"/>
-              </w:rPr>
-              <w:t>+10.02%</w:t>
-            </w:r>
-          </w:p>
-        </w:tc>
-        <w:tc>
-          <w:tcPr>
-            <w:tcW w:type="dxa" w:w="1930"/>
-          </w:tcPr>
-          <w:p>
-            <w:r/>
-            <w:r>
-              <w:rPr>
-                <w:rFonts w:ascii="Microsoft YaHei" w:hAnsi="Microsoft YaHei" w:eastAsia="Microsoft YaHei"/>
-                <w:b w:val="0"/>
-              </w:rPr>
-              <w:t>风险点：接近涨停，次日容易分歧。处理方式：只等回踩9.13/9.05附近不破再看，不追高。</w:t>
             </w:r>
           </w:p>
         </w:tc>
